--- a/ONEDRIVE_AGENT_EXEC_PROJECT_SUMMARY.docx
+++ b/ONEDRIVE_AGENT_EXEC_PROJECT_SUMMARY.docx
@@ -57,7 +57,7 @@
         <w:t>Prepared by:</w:t>
       </w:r>
       <w:r>
-        <w:t xml:space="preserve"> Claude Code, under Nadeem Abdullah's (Business Analyst / Project Manager, BA/PM) direction</w:t>
+        <w:t xml:space="preserve"> Claude Code, under Nadeem Marshman's (Business Analyst / Project Manager, BA/PM) direction</w:t>
       </w:r>
     </w:p>
     <w:p>

--- a/ONEDRIVE_AGENT_EXEC_PROJECT_SUMMARY.docx
+++ b/ONEDRIVE_AGENT_EXEC_PROJECT_SUMMARY.docx
@@ -457,7 +457,7 @@
         <w:pStyle w:val="Heading1"/>
       </w:pPr>
       <w:r>
-        <w:t>Phase 8: User Acceptance Testing / Pilot (UAT/Pilot) — test execution complete, sign-off pending</w:t>
+        <w:t>Phase 8: User Acceptance Testing / Pilot (UAT/Pilot) — complete, signed off 2026-07-20</w:t>
       </w:r>
     </w:p>
     <w:p>

--- a/ONEDRIVE_AGENT_EXEC_PROJECT_SUMMARY.docx
+++ b/ONEDRIVE_AGENT_EXEC_PROJECT_SUMMARY.docx
@@ -314,7 +314,7 @@
           </w:tcPr>
           <w:p>
             <w:r>
-              <w:t>Independent comparison against Claude Cowork (Anthropic’s own production agentic tool) — same findings on every test case, validating the hand-built OneDrive AI Agent’s core logic; Cowork has no visible equivalent of the governance layer (audit trail, alerting, state-machine resilience)</w:t>
+              <w:t>Independent comparison against Claude Cowork (Anthropic’s own production agentic tool) — same findings on every test case, validating this directed OneDrive AI Agent build’s core logic; Cowork has no visible equivalent of the governance layer (audit trail, alerting, state-machine resilience)</w:t>
             </w:r>
           </w:p>
         </w:tc>
